--- a/clients/john-sadler/blogs/2025-backlog/05-heating-system-ready-for-winter.docx
+++ b/clients/john-sadler/blogs/2025-backlog/05-heating-system-ready-for-winter.docx
@@ -3,11 +3,14 @@
 <w:document xmlns:wpc="http://schemas.microsoft.com/office/word/2010/wordprocessingCanvas" xmlns:mo="http://schemas.microsoft.com/office/mac/office/2008/main" xmlns:mc="http://schemas.openxmlformats.org/markup-compatibility/2006" xmlns:mv="urn:schemas-microsoft-com:mac:vml" xmlns:o="urn:schemas-microsoft-com:office:office" xmlns:r="http://schemas.openxmlformats.org/officeDocument/2006/relationships" xmlns:m="http://schemas.openxmlformats.org/officeDocument/2006/math" xmlns:v="urn:schemas-microsoft-com:vml" xmlns:wp14="http://schemas.microsoft.com/office/word/2010/wordprocessingDrawing" xmlns:wp="http://schemas.openxmlformats.org/drawingml/2006/wordprocessingDrawing" xmlns:w10="urn:schemas-microsoft-com:office:word" xmlns:w="http://schemas.openxmlformats.org/wordprocessingml/2006/main" xmlns:w14="http://schemas.microsoft.com/office/word/2010/wordml" xmlns:wpg="http://schemas.microsoft.com/office/word/2010/wordprocessingGroup" xmlns:wpi="http://schemas.microsoft.com/office/word/2010/wordprocessingInk" xmlns:wne="http://schemas.microsoft.com/office/word/2006/wordml" xmlns:wps="http://schemas.microsoft.com/office/word/2010/wordprocessingShape" mc:Ignorable="w14 wp14">
   <w:body>
     <w:p>
-      <w:pPr>
-        <w:pStyle w:val="Heading1"/>
-      </w:pPr>
       <w:r>
-        <w:t>05: How to Get Your Home Heating System Ready for Winter</w:t>
+        <w:rPr>
+          <w:b/>
+        </w:rPr>
+        <w:t>Draft 05 (Sep 2025 slot):</w:t>
+      </w:r>
+      <w:r>
+        <w:t xml:space="preserve"> How to Get Your Home Heating System Ready for Winter</w:t>
       </w:r>
     </w:p>
     <w:p>
@@ -254,7 +257,7 @@
     </w:p>
     <w:p>
       <w:r>
-        <w:t>A clogged filter is the most common reason a furnace overheats and shuts itself off. Swap it now, then check it monthly through the heating season. Our furnace filter guide explains which type to buy and how often to change it.</w:t>
+        <w:t>A clogged filter is the most common reason a furnace overheats and shuts itself off. Swap it now, then check it monthly through the heating season and replace it whenever it looks grey and dusty.</w:t>
       </w:r>
     </w:p>
     <w:p>
@@ -267,7 +270,7 @@
     </w:p>
     <w:p>
       <w:r>
-        <w:t>Set the thermostat a few degrees above room temperature and let the furnace run for 15 to 20 minutes. A furnace that starts, stops after a minute or two and repeats is short cycling, which we explain in why a furnace keeps shutting off.</w:t>
+        <w:t>Set the thermostat a few degrees above room temperature and let the furnace run for 15 to 20 minutes. A furnace that starts, stops after a minute or two and repeats is short cycling, and it's worth getting checked before the cold weather arrives.</w:t>
       </w:r>
     </w:p>
     <w:p>
@@ -293,7 +296,7 @@
     </w:p>
     <w:p>
       <w:r>
-        <w:t xml:space="preserve">A furnace tune-up is where the safety checks happen. In BC, gas appliance work must be done by a licensed gas fitter, and Technical Safety BC recommends annual inspections of gas appliances by a licensed gas contractor. Not sure if yearly is really needed? Read </w:t>
+        <w:t xml:space="preserve">A furnace tune-up is where the safety checks happen. In BC, servicing gas appliances is a job for a licensed gas fitter, and Technical Safety BC recommends annual inspections of gas appliances by a licensed gas contractor. Not sure if yearly is really needed? Read </w:t>
       </w:r>
       <w:hyperlink r:id="rId10">
         <w:r>
@@ -367,7 +370,7 @@
     </w:p>
     <w:p>
       <w:r>
-        <w:t>Turn up each zone's thermostat, one at a time, and confirm that area warms up. A zone that stays cold often has a stuck zone valve or a circulator pump issue. For radiant in-floor systems, our post on radiant floor heating boiler care covers manifolds and floor zones in more detail.</w:t>
+        <w:t>Turn up each zone's thermostat, one at a time, and confirm that area warms up. A zone that stays cold often has a stuck zone valve or a circulator pump issue. For radiant in-floor systems, check that each floor zone warms up evenly; a cold patch can point to air in the loop or a manifold valve that needs attention.</w:t>
       </w:r>
     </w:p>
     <w:p>
@@ -478,7 +481,7 @@
     </w:p>
     <w:p>
       <w:r>
-        <w:t>Air-source heat pumps lose capacity in very cold weather, so most homes have a backup heat source. In an all-electric setup, that is usually electric elements, which your thermostat may show as "AUX." In a dual-fuel home, the furnace takes over below a set outdoor temperature. Our comparison of heating with a heat pump or a furnace covers the trade-offs.</w:t>
+        <w:t>Air-source heat pumps lose capacity in very cold weather, so most homes have a backup heat source. In an all-electric setup, that is usually electric elements, which your thermostat may show as "AUX." In a dual-fuel home, the furnace takes over below a set outdoor temperature, so both the heat pump and the furnace should be serviced before winter.</w:t>
       </w:r>
     </w:p>
     <w:p>
@@ -897,7 +900,7 @@
         <w:t>Cannibalization:</w:t>
       </w:r>
       <w:r>
-        <w:t xml:space="preserve"> Existing posts already cover generic fall prep (/blog/prep-plumbing-heating-for-fall/: hoses, sprinklers, pipe insulation, CO detectors, filters, registers) and furnace tips (/blog/home-furnace-maintenance-tips/, /blog/furnace-maintenance/). This post is differentiated by structuring around each system type the client services. It does not repeat hoses, sprinklers or pipe insulation; it links to /blog/winterize-your-plumbing/ and /blog/prep-plumbing-heating-for-fall/ instead. The furnace section is kept short and links out to /blog/furnace-filter/, /blog/furnace-service-frequency/ and /blog/why-does-my-furnace-keep-shutting-off/ rather than re-covering them.</w:t>
+        <w:t xml:space="preserve"> Existing posts already cover generic fall prep (/blog/prep-plumbing-heating-for-fall/: hoses, sprinklers, pipe insulation, CO detectors, filters, registers) and furnace tips (/blog/home-furnace-maintenance-tips/, /blog/furnace-maintenance/). This post is differentiated by structuring around each system type the client services. It does not repeat hoses, sprinklers or pipe insulation; it links to /blog/winterize-your-plumbing/ and /blog/prep-plumbing-heating-for-fall/ instead. The furnace section is kept short and links out to /blog/furnace-service-frequency/ rather than re-covering existing furnace content.</w:t>
       </w:r>
     </w:p>
     <w:p>
@@ -925,7 +928,7 @@
         <w:t>Internal links (9 distinct, trimmed from 13 in review on 2026-10-15; removed furnace filter, furnace shutting off, radiant boiler care and heat pump vs furnace blog links):</w:t>
       </w:r>
       <w:r>
-        <w:t xml:space="preserve"> Original list: /blog/winterize-your-plumbing/, /blog/furnace-filter/, /blog/why-does-my-furnace-keep-shutting-off/, /blog/furnace-service-frequency/, /blog/radiant-floor-heating-boiler-care/, /blog/annual-boiler-service/, /services/heating-cooling/boiler-repair/ (twice: body and CTA), /blog/heating-with-heat-pump-or-furnace/, /services/heating-cooling/heat-pumps/, /services/navien/, /blog/prep-plumbing-heating-for-fall/, /services/heating-cooling/furnace-repair/, /contact-us/. That is above the 5 to 7 target because each system section needs its own deep link; editor may trim /blog/furnace-filter/ or /blog/heating-with-heat-pump-or-furnace/ if it feels link-heavy.</w:t>
+        <w:t xml:space="preserve"> Current list: /blog/winterize-your-plumbing/, /blog/furnace-service-frequency/, /blog/annual-boiler-service/, /services/heating-cooling/boiler-repair/ (twice: body and CTA), /services/heating-cooling/heat-pumps/, /services/navien/, /blog/prep-plumbing-heating-for-fall/, /services/heating-cooling/furnace-repair/, /contact-us/. Sentences that referred to the removed posts were rewritten in review on 2026-10-16.</w:t>
       </w:r>
     </w:p>
     <w:p>

--- a/clients/john-sadler/blogs/2025-backlog/05-heating-system-ready-for-winter.docx
+++ b/clients/john-sadler/blogs/2025-backlog/05-heating-system-ready-for-winter.docx
@@ -776,7 +776,7 @@
         <w:t>Image note:</w:t>
       </w:r>
       <w:r>
-        <w:t xml:space="preserve"> All images must be real John Sadler photos (technicians, vans, real installs). Never use AI-generated images. Four placements are marked above; a fourth can be added near the "Every Home" section (suggested: technician testing a CO alarm, file: carbon-monoxide-alarm-test.jpg, alt: Technician testing a carbon monoxide alarm near a bedroom).</w:t>
+        <w:t xml:space="preserve"> All images must be real John Sadler photos (technicians, vans, real installs). Never use AI-generated images. Three placements are marked above; a fourth can be added near the "Every Home" section (suggested: technician testing a CO alarm, file: carbon-monoxide-alarm-test.jpg, alt: Technician testing a carbon monoxide alarm near a bedroom).</w:t>
       </w:r>
     </w:p>
     <w:p>
